--- a/backend/src/eneo/flows/runtime/templates/standard/dokument.docx
+++ b/backend/src/eneo/flows/runtime/templates/standard/dokument.docx
@@ -21,8 +21,7 @@
       </w:sdtContent>
     </w:sdt>
     <w:sectPr>
-      <w:headerReference w:type="default" r:id="rId9"/>
-      <w:footerReference w:type="default" r:id="rId10"/>
+      <w:footerReference w:type="default" r:id="rId9"/>
       <w:pgSz w:w="12240" w:h="15840"/>
       <w:pgMar w:top="1417" w:right="1417" w:bottom="1417" w:left="1417" w:header="720" w:footer="720" w:gutter="0"/>
       <w:cols w:space="720"/>
@@ -38,9 +37,6 @@
     <w:pPr>
       <w:pStyle w:val="Footer"/>
     </w:pPr>
-    <w:r>
-      <w:t xml:space="preserve">Sundsvalls kommun · Sida </w:t>
-    </w:r>
     <w:fldSimple w:instr="PAGE">
       <w:r>
         <w:t>1</w:t>
@@ -48,50 +44,6 @@
     </w:fldSimple>
   </w:p>
 </w:ftr>
-</file>
-
-<file path=word/header1.xml><?xml version="1.0" encoding="utf-8"?>
-<w:hdr xmlns:m="http://schemas.openxmlformats.org/officeDocument/2006/math" xmlns:mc="http://schemas.openxmlformats.org/markup-compatibility/2006" xmlns:mo="http://schemas.microsoft.com/office/mac/office/2008/main" xmlns:mv="urn:schemas-microsoft-com:mac:vml" xmlns:o="urn:schemas-microsoft-com:office:office" xmlns:r="http://schemas.openxmlformats.org/officeDocument/2006/relationships" xmlns:v="urn:schemas-microsoft-com:vml" xmlns:w10="urn:schemas-microsoft-com:office:word" xmlns:w14="http://schemas.microsoft.com/office/word/2010/wordml" xmlns:w="http://schemas.openxmlformats.org/wordprocessingml/2006/main" xmlns:wne="http://schemas.microsoft.com/office/word/2006/wordml" xmlns:wp14="http://schemas.microsoft.com/office/word/2010/wordprocessingDrawing" xmlns:wp="http://schemas.openxmlformats.org/drawingml/2006/wordprocessingDrawing" xmlns:wpc="http://schemas.microsoft.com/office/word/2010/wordprocessingCanvas" xmlns:wpg="http://schemas.microsoft.com/office/word/2010/wordprocessingGroup" xmlns:wpi="http://schemas.microsoft.com/office/word/2010/wordprocessingInk" xmlns:wps="http://schemas.microsoft.com/office/word/2010/wordprocessingShape" mc:Ignorable="w14 wp14">
-  <w:p>
-    <w:pPr>
-      <w:pStyle w:val="Header"/>
-    </w:pPr>
-    <w:r>
-      <w:drawing>
-        <wp:inline xmlns:a="http://schemas.openxmlformats.org/drawingml/2006/main" xmlns:pic="http://schemas.openxmlformats.org/drawingml/2006/picture">
-          <wp:extent cx="1440000" cy="360000"/>
-          <wp:docPr id="1" name="Picture 1" descr="Sundsvalls kommun logotyp" title="Logotyp"/>
-          <wp:cNvGraphicFramePr>
-            <a:graphicFrameLocks noChangeAspect="1"/>
-          </wp:cNvGraphicFramePr>
-          <a:graphic>
-            <a:graphicData uri="http://schemas.openxmlformats.org/drawingml/2006/picture">
-              <pic:pic>
-                <pic:nvPicPr>
-                  <pic:cNvPr id="0" name="image.png"/>
-                  <pic:cNvPicPr/>
-                </pic:nvPicPr>
-                <pic:blipFill>
-                  <a:blip r:embed="rId1"/>
-                  <a:stretch>
-                    <a:fillRect/>
-                  </a:stretch>
-                </pic:blipFill>
-                <pic:spPr>
-                  <a:xfrm>
-                    <a:off x="0" y="0"/>
-                    <a:ext cx="1440000" cy="360000"/>
-                  </a:xfrm>
-                  <a:prstGeom prst="rect"/>
-                </pic:spPr>
-              </pic:pic>
-            </a:graphicData>
-          </a:graphic>
-        </wp:inline>
-      </w:drawing>
-    </w:r>
-  </w:p>
-</w:hdr>
 </file>
 
 <file path=word/numbering.xml><?xml version="1.0" encoding="utf-8"?>
